--- a/Relatorio_do_Projeto_Atualizado.docx
+++ b/Relatorio_do_Projeto_Atualizado.docx
@@ -6,9 +6,13 @@
       <w:pPr>
         <w:spacing w:after="200"/>
         <w:jc w:val="center"/>
-      </w:pPr>
-      <w:r>
-        <w:rPr>
+        <w:rPr>
+          <w:rFonts w:ascii="Sitka Text" w:hAnsi="Sitka Text"/>
+        </w:rPr>
+      </w:pPr>
+      <w:r>
+        <w:rPr>
+          <w:rFonts w:ascii="Sitka Text" w:hAnsi="Sitka Text"/>
           <w:noProof/>
         </w:rPr>
         <w:drawing>
@@ -65,9 +69,13 @@
       <w:pPr>
         <w:spacing w:before="100" w:after="100"/>
         <w:jc w:val="center"/>
-      </w:pPr>
-      <w:r>
-        <w:rPr>
+        <w:rPr>
+          <w:rFonts w:ascii="Sitka Text" w:hAnsi="Sitka Text"/>
+        </w:rPr>
+      </w:pPr>
+      <w:r>
+        <w:rPr>
+          <w:rFonts w:ascii="Sitka Text" w:hAnsi="Sitka Text"/>
           <w:sz w:val="26"/>
           <w:szCs w:val="26"/>
         </w:rPr>
@@ -77,83 +85,119 @@
     <w:p>
       <w:pPr>
         <w:spacing w:after="200"/>
+        <w:rPr>
+          <w:rFonts w:ascii="Sitka Text" w:hAnsi="Sitka Text"/>
+        </w:rPr>
       </w:pPr>
     </w:p>
     <w:p>
       <w:pPr>
         <w:spacing w:after="200"/>
+        <w:rPr>
+          <w:rFonts w:ascii="Sitka Text" w:hAnsi="Sitka Text"/>
+        </w:rPr>
       </w:pPr>
     </w:p>
     <w:p>
       <w:pPr>
         <w:spacing w:after="200"/>
+        <w:rPr>
+          <w:rFonts w:ascii="Sitka Text" w:hAnsi="Sitka Text"/>
+        </w:rPr>
       </w:pPr>
     </w:p>
     <w:p>
       <w:pPr>
         <w:spacing w:before="200" w:after="200"/>
         <w:jc w:val="center"/>
-      </w:pPr>
-      <w:r>
-        <w:rPr>
+        <w:rPr>
+          <w:rFonts w:ascii="Sitka Text" w:hAnsi="Sitka Text"/>
+          <w:sz w:val="36"/>
+          <w:szCs w:val="36"/>
+        </w:rPr>
+      </w:pPr>
+      <w:r>
+        <w:rPr>
+          <w:rFonts w:ascii="Sitka Text" w:hAnsi="Sitka Text"/>
           <w:b/>
           <w:bCs/>
-          <w:sz w:val="36"/>
-          <w:szCs w:val="36"/>
-        </w:rPr>
-        <w:t>Projeto</w:t>
+          <w:sz w:val="48"/>
+          <w:szCs w:val="48"/>
+        </w:rPr>
+        <w:t>Biblioteca TC</w:t>
       </w:r>
     </w:p>
     <w:p>
       <w:pPr>
         <w:spacing w:before="100" w:after="100"/>
         <w:jc w:val="center"/>
-      </w:pPr>
-      <w:r>
-        <w:t>Sistema de Gestão de Biblioteca — Relatório Final da Prova de Aptidão Profissional</w:t>
+        <w:rPr>
+          <w:rFonts w:ascii="Sitka Text" w:hAnsi="Sitka Text"/>
+        </w:rPr>
+      </w:pPr>
+      <w:r>
+        <w:rPr>
+          <w:rFonts w:ascii="Sitka Text" w:hAnsi="Sitka Text"/>
+        </w:rPr>
+        <w:t>Sistema de Gestão de Biblioteca</w:t>
+      </w:r>
+      <w:r>
+        <w:rPr>
+          <w:rFonts w:ascii="Sitka Text" w:hAnsi="Sitka Text"/>
+        </w:rPr>
+        <w:t xml:space="preserve"> com Inteligência Artificial</w:t>
       </w:r>
     </w:p>
     <w:p>
       <w:pPr>
         <w:spacing w:after="200"/>
-      </w:pPr>
-    </w:p>
-    <w:p>
-      <w:pPr>
-        <w:spacing w:after="200"/>
-      </w:pPr>
-    </w:p>
-    <w:p>
-      <w:pPr>
-        <w:spacing w:after="200"/>
+        <w:rPr>
+          <w:rFonts w:ascii="Sitka Text" w:hAnsi="Sitka Text"/>
+        </w:rPr>
       </w:pPr>
     </w:p>
     <w:p>
       <w:pPr>
         <w:spacing w:before="100" w:after="100"/>
         <w:jc w:val="center"/>
-      </w:pPr>
-      <w:proofErr w:type="spellStart"/>
-      <w:r>
-        <w:rPr>
-          <w:sz w:val="26"/>
-          <w:szCs w:val="26"/>
+        <w:rPr>
+          <w:rFonts w:ascii="Sitka Text" w:hAnsi="Sitka Text"/>
+          <w:b/>
+          <w:bCs/>
+          <w:sz w:val="28"/>
+          <w:szCs w:val="28"/>
+        </w:rPr>
+      </w:pPr>
+      <w:proofErr w:type="spellStart"/>
+      <w:r>
+        <w:rPr>
+          <w:rFonts w:ascii="Sitka Text" w:hAnsi="Sitka Text"/>
+          <w:b/>
+          <w:bCs/>
+          <w:sz w:val="28"/>
+          <w:szCs w:val="28"/>
         </w:rPr>
         <w:t>Unique</w:t>
       </w:r>
       <w:proofErr w:type="spellEnd"/>
       <w:r>
         <w:rPr>
-          <w:sz w:val="26"/>
-          <w:szCs w:val="26"/>
+          <w:rFonts w:ascii="Sitka Text" w:hAnsi="Sitka Text"/>
+          <w:b/>
+          <w:bCs/>
+          <w:sz w:val="28"/>
+          <w:szCs w:val="28"/>
         </w:rPr>
         <w:t xml:space="preserve"> </w:t>
       </w:r>
       <w:proofErr w:type="spellStart"/>
       <w:r>
         <w:rPr>
-          <w:sz w:val="26"/>
-          <w:szCs w:val="26"/>
+          <w:rFonts w:ascii="Sitka Text" w:hAnsi="Sitka Text"/>
+          <w:b/>
+          <w:bCs/>
+          <w:sz w:val="28"/>
+          <w:szCs w:val="28"/>
         </w:rPr>
         <w:t>Acharya</w:t>
       </w:r>
@@ -163,36 +207,42 @@
       <w:pPr>
         <w:spacing w:before="100" w:after="100"/>
         <w:jc w:val="center"/>
-      </w:pPr>
-      <w:r>
+        <w:rPr>
+          <w:rFonts w:ascii="Sitka Text" w:hAnsi="Sitka Text"/>
+        </w:rPr>
+      </w:pPr>
+      <w:r>
+        <w:rPr>
+          <w:rFonts w:ascii="Sitka Text" w:hAnsi="Sitka Text"/>
+        </w:rPr>
         <w:t xml:space="preserve">3.º Ano | Turma: Prog3 | N.º </w:t>
       </w:r>
       <w:r>
+        <w:rPr>
+          <w:rFonts w:ascii="Sitka Text" w:hAnsi="Sitka Text"/>
+        </w:rPr>
         <w:t>16</w:t>
       </w:r>
     </w:p>
     <w:p>
       <w:pPr>
         <w:spacing w:after="200"/>
-      </w:pPr>
-    </w:p>
-    <w:p>
-      <w:pPr>
-        <w:spacing w:after="200"/>
-      </w:pPr>
-    </w:p>
-    <w:p>
-      <w:pPr>
-        <w:spacing w:after="200"/>
+        <w:rPr>
+          <w:rFonts w:ascii="Sitka Text" w:hAnsi="Sitka Text"/>
+        </w:rPr>
       </w:pPr>
     </w:p>
     <w:p>
       <w:pPr>
         <w:spacing w:before="100" w:after="100"/>
         <w:jc w:val="center"/>
-      </w:pPr>
-      <w:r>
-        <w:rPr>
+        <w:rPr>
+          <w:rFonts w:ascii="Sitka Text" w:hAnsi="Sitka Text"/>
+        </w:rPr>
+      </w:pPr>
+      <w:r>
+        <w:rPr>
+          <w:rFonts w:ascii="Sitka Text" w:hAnsi="Sitka Text"/>
           <w:sz w:val="22"/>
           <w:szCs w:val="22"/>
         </w:rPr>
@@ -203,9 +253,13 @@
       <w:pPr>
         <w:spacing w:before="100" w:after="100"/>
         <w:jc w:val="center"/>
-      </w:pPr>
-      <w:r>
-        <w:rPr>
+        <w:rPr>
+          <w:rFonts w:ascii="Sitka Text" w:hAnsi="Sitka Text"/>
+        </w:rPr>
+      </w:pPr>
+      <w:r>
+        <w:rPr>
+          <w:rFonts w:ascii="Sitka Text" w:hAnsi="Sitka Text"/>
           <w:sz w:val="22"/>
           <w:szCs w:val="22"/>
         </w:rPr>
@@ -216,9 +270,13 @@
       <w:pPr>
         <w:spacing w:before="100" w:after="100"/>
         <w:jc w:val="center"/>
-      </w:pPr>
-      <w:r>
-        <w:rPr>
+        <w:rPr>
+          <w:rFonts w:ascii="Sitka Text" w:hAnsi="Sitka Text"/>
+        </w:rPr>
+      </w:pPr>
+      <w:r>
+        <w:rPr>
+          <w:rFonts w:ascii="Sitka Text" w:hAnsi="Sitka Text"/>
           <w:sz w:val="22"/>
           <w:szCs w:val="22"/>
         </w:rPr>
@@ -227,6 +285,7 @@
       <w:proofErr w:type="spellStart"/>
       <w:r>
         <w:rPr>
+          <w:rFonts w:ascii="Sitka Text" w:hAnsi="Sitka Text"/>
           <w:sz w:val="22"/>
           <w:szCs w:val="22"/>
         </w:rPr>
@@ -235,6 +294,7 @@
       <w:proofErr w:type="spellEnd"/>
       <w:r>
         <w:rPr>
+          <w:rFonts w:ascii="Sitka Text" w:hAnsi="Sitka Text"/>
           <w:sz w:val="22"/>
           <w:szCs w:val="22"/>
         </w:rPr>
@@ -262,7 +322,6 @@
         <w:jc w:val="center"/>
       </w:pPr>
       <w:r>
-        <w:lastRenderedPageBreak/>
         <w:t>Faro</w:t>
       </w:r>
     </w:p>
@@ -329,13 +388,13 @@
         </w:tabs>
         <w:spacing w:after="80" w:line="320" w:lineRule="auto"/>
       </w:pPr>
-      <w:proofErr w:type="spellStart"/>
-      <w:r>
-        <w:t>Abstract</w:t>
-      </w:r>
-      <w:proofErr w:type="spellEnd"/>
+      <w:r>
+        <w:t>1. Introdução</w:t>
+      </w:r>
       <w:r>
         <w:tab/>
+      </w:r>
+      <w:r>
         <w:t>5</w:t>
       </w:r>
     </w:p>
@@ -347,26 +406,13 @@
         <w:spacing w:after="80" w:line="320" w:lineRule="auto"/>
       </w:pPr>
       <w:r>
-        <w:t>1. Introdução</w:t>
+        <w:t>2. Enquadramento Teórico</w:t>
       </w:r>
       <w:r>
         <w:tab/>
+      </w:r>
+      <w:r>
         <w:t>6</w:t>
-      </w:r>
-    </w:p>
-    <w:p>
-      <w:pPr>
-        <w:tabs>
-          <w:tab w:val="right" w:leader="dot" w:pos="9026"/>
-        </w:tabs>
-        <w:spacing w:after="80" w:line="320" w:lineRule="auto"/>
-      </w:pPr>
-      <w:r>
-        <w:t>2. Enquadramento Teórico</w:t>
-      </w:r>
-      <w:r>
-        <w:tab/>
-        <w:t>7</w:t>
       </w:r>
     </w:p>
     <w:p>
@@ -382,7 +428,9 @@
       </w:r>
       <w:r>
         <w:tab/>
-        <w:t>7</w:t>
+      </w:r>
+      <w:r>
+        <w:t>6</w:t>
       </w:r>
     </w:p>
     <w:p>
@@ -398,7 +446,9 @@
       </w:r>
       <w:r>
         <w:tab/>
-        <w:t>7</w:t>
+      </w:r>
+      <w:r>
+        <w:t>6</w:t>
       </w:r>
     </w:p>
     <w:p>
@@ -413,7 +463,9 @@
       </w:r>
       <w:r>
         <w:tab/>
-        <w:t>8</w:t>
+      </w:r>
+      <w:r>
+        <w:t>7</w:t>
       </w:r>
     </w:p>
     <w:p>
@@ -428,7 +480,9 @@
       </w:r>
       <w:r>
         <w:tab/>
-        <w:t>9</w:t>
+      </w:r>
+      <w:r>
+        <w:t>8</w:t>
       </w:r>
     </w:p>
     <w:p>
@@ -444,7 +498,9 @@
       </w:r>
       <w:r>
         <w:tab/>
-        <w:t>9</w:t>
+      </w:r>
+      <w:r>
+        <w:t>8</w:t>
       </w:r>
     </w:p>
     <w:p>
@@ -460,7 +516,9 @@
       </w:r>
       <w:r>
         <w:tab/>
-        <w:t>10</w:t>
+      </w:r>
+      <w:r>
+        <w:t>9</w:t>
       </w:r>
     </w:p>
     <w:p>
@@ -475,7 +533,10 @@
       </w:r>
       <w:r>
         <w:tab/>
-        <w:t>11</w:t>
+        <w:t>1</w:t>
+      </w:r>
+      <w:r>
+        <w:t>0</w:t>
       </w:r>
     </w:p>
     <w:p>
@@ -490,7 +551,10 @@
       </w:r>
       <w:r>
         <w:tab/>
-        <w:t>12</w:t>
+        <w:t>1</w:t>
+      </w:r>
+      <w:r>
+        <w:t>1</w:t>
       </w:r>
     </w:p>
     <w:p>
@@ -505,7 +569,10 @@
       </w:r>
       <w:r>
         <w:tab/>
-        <w:t>13</w:t>
+        <w:t>1</w:t>
+      </w:r>
+      <w:r>
+        <w:t>2</w:t>
       </w:r>
     </w:p>
     <w:p>
@@ -516,8 +583,20 @@
     <w:p>
       <w:pPr>
         <w:pStyle w:val="Ttulo1"/>
-      </w:pPr>
-      <w:r>
+        <w:rPr>
+          <w:rFonts w:ascii="Sitka Text" w:hAnsi="Sitka Text"/>
+          <w:color w:val="000000" w:themeColor="text1"/>
+          <w:sz w:val="40"/>
+          <w:szCs w:val="40"/>
+        </w:rPr>
+      </w:pPr>
+      <w:r>
+        <w:rPr>
+          <w:rFonts w:ascii="Sitka Text" w:hAnsi="Sitka Text"/>
+          <w:color w:val="000000" w:themeColor="text1"/>
+          <w:sz w:val="40"/>
+          <w:szCs w:val="40"/>
+        </w:rPr>
         <w:lastRenderedPageBreak/>
         <w:t>Agradecimentos</w:t>
       </w:r>
@@ -618,8 +697,20 @@
     <w:p>
       <w:pPr>
         <w:pStyle w:val="Ttulo1"/>
-      </w:pPr>
-      <w:r>
+        <w:rPr>
+          <w:rFonts w:ascii="Sitka Text" w:hAnsi="Sitka Text"/>
+          <w:color w:val="000000" w:themeColor="text1"/>
+          <w:sz w:val="40"/>
+          <w:szCs w:val="40"/>
+        </w:rPr>
+      </w:pPr>
+      <w:r>
+        <w:rPr>
+          <w:rFonts w:ascii="Sitka Text" w:hAnsi="Sitka Text"/>
+          <w:color w:val="000000" w:themeColor="text1"/>
+          <w:sz w:val="40"/>
+          <w:szCs w:val="40"/>
+        </w:rPr>
         <w:lastRenderedPageBreak/>
         <w:t>Resumo</w:t>
       </w:r>
@@ -1107,13 +1198,7 @@
       </w:r>
       <w:proofErr w:type="spellEnd"/>
       <w:r>
-        <w:t xml:space="preserve"> </w:t>
-      </w:r>
-      <w:r>
-        <w:t>—</w:t>
-      </w:r>
-      <w:r>
-        <w:t xml:space="preserve"> Alojamento web.</w:t>
+        <w:t xml:space="preserve"> — Alojamento web.</w:t>
       </w:r>
     </w:p>
     <w:p>
@@ -1322,34 +1407,19 @@
     </w:p>
     <w:p>
       <w:pPr>
+        <w:jc w:val="both"/>
+      </w:pPr>
+    </w:p>
+    <w:p>
+      <w:pPr>
         <w:spacing w:after="200"/>
       </w:pPr>
-    </w:p>
-    <w:p>
-      <w:pPr>
-        <w:spacing w:before="80" w:after="280"/>
-        <w:jc w:val="center"/>
-        <w:rPr>
-          <w:i/>
-          <w:iCs/>
-          <w:color w:val="555555"/>
-          <w:sz w:val="20"/>
-          <w:szCs w:val="20"/>
-        </w:rPr>
-      </w:pPr>
-      <w:r>
-        <w:rPr>
-          <w:i/>
-          <w:iCs/>
-          <w:color w:val="555555"/>
-          <w:sz w:val="20"/>
-          <w:szCs w:val="20"/>
-        </w:rPr>
+      <w:r>
         <w:drawing>
-          <wp:inline distT="0" distB="0" distL="0" distR="0" wp14:anchorId="655C6A78" wp14:editId="370BDD2A">
-            <wp:extent cx="5502910" cy="3093720"/>
-            <wp:effectExtent l="0" t="0" r="2540" b="0"/>
-            <wp:docPr id="1048165072" name="Imagem 1"/>
+          <wp:inline distT="0" distB="0" distL="0" distR="0" wp14:anchorId="41F0F48E" wp14:editId="3E31F6F6">
+            <wp:extent cx="5502910" cy="2532380"/>
+            <wp:effectExtent l="0" t="0" r="2540" b="1270"/>
+            <wp:docPr id="225430691" name="Imagem 1"/>
             <wp:cNvGraphicFramePr>
               <a:graphicFrameLocks xmlns:a="http://schemas.openxmlformats.org/drawingml/2006/main" noChangeAspect="1"/>
             </wp:cNvGraphicFramePr>
@@ -1357,7 +1427,7 @@
               <a:graphicData uri="http://schemas.openxmlformats.org/drawingml/2006/picture">
                 <pic:pic xmlns:pic="http://schemas.openxmlformats.org/drawingml/2006/picture">
                   <pic:nvPicPr>
-                    <pic:cNvPr id="1048165072" name=""/>
+                    <pic:cNvPr id="225430691" name=""/>
                     <pic:cNvPicPr/>
                   </pic:nvPicPr>
                   <pic:blipFill>
@@ -1369,7 +1439,7 @@
                   <pic:spPr>
                     <a:xfrm>
                       <a:off x="0" y="0"/>
-                      <a:ext cx="5502910" cy="3093720"/>
+                      <a:ext cx="5502910" cy="2532380"/>
                     </a:xfrm>
                     <a:prstGeom prst="rect">
                       <a:avLst/>
@@ -1418,12 +1488,11 @@
           <w:sz w:val="20"/>
           <w:szCs w:val="20"/>
         </w:rPr>
-        <w:lastRenderedPageBreak/>
         <w:drawing>
-          <wp:inline distT="0" distB="0" distL="0" distR="0" wp14:anchorId="56218E9F" wp14:editId="43D73D94">
-            <wp:extent cx="5502910" cy="3093720"/>
+          <wp:inline distT="0" distB="0" distL="0" distR="0" wp14:anchorId="12EE5B9E" wp14:editId="3C2B83C3">
+            <wp:extent cx="5502910" cy="2536825"/>
             <wp:effectExtent l="0" t="0" r="2540" b="0"/>
-            <wp:docPr id="1128176019" name="Imagem 1"/>
+            <wp:docPr id="724441406" name="Imagem 1"/>
             <wp:cNvGraphicFramePr>
               <a:graphicFrameLocks xmlns:a="http://schemas.openxmlformats.org/drawingml/2006/main" noChangeAspect="1"/>
             </wp:cNvGraphicFramePr>
@@ -1431,7 +1500,7 @@
               <a:graphicData uri="http://schemas.openxmlformats.org/drawingml/2006/picture">
                 <pic:pic xmlns:pic="http://schemas.openxmlformats.org/drawingml/2006/picture">
                   <pic:nvPicPr>
-                    <pic:cNvPr id="1128176019" name=""/>
+                    <pic:cNvPr id="724441406" name=""/>
                     <pic:cNvPicPr/>
                   </pic:nvPicPr>
                   <pic:blipFill>
@@ -1443,7 +1512,7 @@
                   <pic:spPr>
                     <a:xfrm>
                       <a:off x="0" y="0"/>
-                      <a:ext cx="5502910" cy="3093720"/>
+                      <a:ext cx="5502910" cy="2536825"/>
                     </a:xfrm>
                     <a:prstGeom prst="rect">
                       <a:avLst/>
@@ -1460,8 +1529,6 @@
       <w:pPr>
         <w:spacing w:before="80" w:after="280"/>
         <w:jc w:val="center"/>
-      </w:pPr>
-      <w:r>
         <w:rPr>
           <w:i/>
           <w:iCs/>
@@ -1469,9 +1536,7 @@
           <w:sz w:val="20"/>
           <w:szCs w:val="20"/>
         </w:rPr>
-        <w:t xml:space="preserve">Figura 2. </w:t>
-      </w:r>
-      <w:proofErr w:type="spellStart"/>
+      </w:pPr>
       <w:r>
         <w:rPr>
           <w:i/>
@@ -1480,9 +1545,9 @@
           <w:sz w:val="20"/>
           <w:szCs w:val="20"/>
         </w:rPr>
-        <w:t>Dashboard</w:t>
-      </w:r>
-      <w:proofErr w:type="spellEnd"/>
+        <w:t xml:space="preserve">Figura 2. </w:t>
+      </w:r>
+      <w:proofErr w:type="spellStart"/>
       <w:r>
         <w:rPr>
           <w:i/>
@@ -1491,14 +1556,48 @@
           <w:sz w:val="20"/>
           <w:szCs w:val="20"/>
         </w:rPr>
+        <w:t>Dashboard</w:t>
+      </w:r>
+      <w:proofErr w:type="spellEnd"/>
+      <w:r>
+        <w:rPr>
+          <w:i/>
+          <w:iCs/>
+          <w:color w:val="555555"/>
+          <w:sz w:val="20"/>
+          <w:szCs w:val="20"/>
+        </w:rPr>
         <w:t xml:space="preserve"> com estatísticas em tempo real.</w:t>
       </w:r>
     </w:p>
     <w:p>
       <w:pPr>
+        <w:spacing w:after="0" w:line="240" w:lineRule="auto"/>
+        <w:rPr>
+          <w:i/>
+          <w:iCs/>
+          <w:color w:val="555555"/>
+          <w:sz w:val="20"/>
+          <w:szCs w:val="20"/>
+        </w:rPr>
+      </w:pPr>
+      <w:r>
+        <w:rPr>
+          <w:i/>
+          <w:iCs/>
+          <w:color w:val="555555"/>
+          <w:sz w:val="20"/>
+          <w:szCs w:val="20"/>
+        </w:rPr>
+        <w:br w:type="page"/>
+      </w:r>
+    </w:p>
+    <w:p>
+      <w:pPr>
         <w:pStyle w:val="Ttulo2"/>
       </w:pPr>
       <w:r>
+        <w:lastRenderedPageBreak/>
         <w:t>4.2. Funcionalidades Desenvolvidas</w:t>
       </w:r>
     </w:p>
@@ -1621,12 +1720,11 @@
           <w:sz w:val="20"/>
           <w:szCs w:val="20"/>
         </w:rPr>
-        <w:lastRenderedPageBreak/>
         <w:drawing>
-          <wp:inline distT="0" distB="0" distL="0" distR="0" wp14:anchorId="7607FDF1" wp14:editId="62FCE812">
-            <wp:extent cx="5502910" cy="3093720"/>
+          <wp:inline distT="0" distB="0" distL="0" distR="0" wp14:anchorId="721AC0B1" wp14:editId="6D2FFC09">
+            <wp:extent cx="5502910" cy="2515235"/>
             <wp:effectExtent l="0" t="0" r="2540" b="0"/>
-            <wp:docPr id="851282737" name="Imagem 1"/>
+            <wp:docPr id="644738239" name="Imagem 1"/>
             <wp:cNvGraphicFramePr>
               <a:graphicFrameLocks xmlns:a="http://schemas.openxmlformats.org/drawingml/2006/main" noChangeAspect="1"/>
             </wp:cNvGraphicFramePr>
@@ -1634,7 +1732,7 @@
               <a:graphicData uri="http://schemas.openxmlformats.org/drawingml/2006/picture">
                 <pic:pic xmlns:pic="http://schemas.openxmlformats.org/drawingml/2006/picture">
                   <pic:nvPicPr>
-                    <pic:cNvPr id="851282737" name=""/>
+                    <pic:cNvPr id="644738239" name=""/>
                     <pic:cNvPicPr/>
                   </pic:nvPicPr>
                   <pic:blipFill>
@@ -1646,7 +1744,7 @@
                   <pic:spPr>
                     <a:xfrm>
                       <a:off x="0" y="0"/>
-                      <a:ext cx="5502910" cy="3093720"/>
+                      <a:ext cx="5502910" cy="2515235"/>
                     </a:xfrm>
                     <a:prstGeom prst="rect">
                       <a:avLst/>
@@ -1695,11 +1793,12 @@
           <w:sz w:val="20"/>
           <w:szCs w:val="20"/>
         </w:rPr>
+        <w:lastRenderedPageBreak/>
         <w:drawing>
-          <wp:inline distT="0" distB="0" distL="0" distR="0" wp14:anchorId="0169D450" wp14:editId="10469F8C">
-            <wp:extent cx="5502910" cy="3089910"/>
+          <wp:inline distT="0" distB="0" distL="0" distR="0" wp14:anchorId="35428110" wp14:editId="5E4949BD">
+            <wp:extent cx="5502910" cy="2523490"/>
             <wp:effectExtent l="0" t="0" r="2540" b="0"/>
-            <wp:docPr id="281737816" name="Imagem 1"/>
+            <wp:docPr id="788821205" name="Imagem 1"/>
             <wp:cNvGraphicFramePr>
               <a:graphicFrameLocks xmlns:a="http://schemas.openxmlformats.org/drawingml/2006/main" noChangeAspect="1"/>
             </wp:cNvGraphicFramePr>
@@ -1707,7 +1806,7 @@
               <a:graphicData uri="http://schemas.openxmlformats.org/drawingml/2006/picture">
                 <pic:pic xmlns:pic="http://schemas.openxmlformats.org/drawingml/2006/picture">
                   <pic:nvPicPr>
-                    <pic:cNvPr id="281737816" name=""/>
+                    <pic:cNvPr id="788821205" name=""/>
                     <pic:cNvPicPr/>
                   </pic:nvPicPr>
                   <pic:blipFill>
@@ -1719,7 +1818,7 @@
                   <pic:spPr>
                     <a:xfrm>
                       <a:off x="0" y="0"/>
-                      <a:ext cx="5502910" cy="3089910"/>
+                      <a:ext cx="5502910" cy="2523490"/>
                     </a:xfrm>
                     <a:prstGeom prst="rect">
                       <a:avLst/>
@@ -1904,19 +2003,7 @@
           <w:rPr>
             <w:rStyle w:val="Hiperligao"/>
           </w:rPr>
-          <w:t>https://supabase.co</w:t>
-        </w:r>
-        <w:r>
-          <w:rPr>
-            <w:rStyle w:val="Hiperligao"/>
-          </w:rPr>
-          <w:t>m</w:t>
-        </w:r>
-        <w:r>
-          <w:rPr>
-            <w:rStyle w:val="Hiperligao"/>
-          </w:rPr>
-          <w:t>/docs</w:t>
+          <w:t>https://supabase.com/docs</w:t>
         </w:r>
       </w:hyperlink>
     </w:p>
@@ -1949,19 +2036,7 @@
           <w:rPr>
             <w:rStyle w:val="Hiperligao"/>
           </w:rPr>
-          <w:t>https://developer.mozilla.org/en-US/doc</w:t>
-        </w:r>
-        <w:r>
-          <w:rPr>
-            <w:rStyle w:val="Hiperligao"/>
-          </w:rPr>
-          <w:t>s</w:t>
-        </w:r>
-        <w:r>
-          <w:rPr>
-            <w:rStyle w:val="Hiperligao"/>
-          </w:rPr>
-          <w:t>/Learn</w:t>
+          <w:t>https://developer.mozilla.org/en-US/docs/Learn</w:t>
         </w:r>
       </w:hyperlink>
     </w:p>
@@ -2057,25 +2132,16 @@
             <w:rStyle w:val="Hiperligao"/>
             <w:lang w:val="en-US"/>
           </w:rPr>
-          <w:t>https://auth0.com/docs/get-starte</w:t>
-        </w:r>
-        <w:r>
-          <w:rPr>
-            <w:rStyle w:val="Hiperligao"/>
-            <w:lang w:val="en-US"/>
-          </w:rPr>
-          <w:t>d</w:t>
-        </w:r>
-        <w:r>
-          <w:rPr>
-            <w:rStyle w:val="Hiperligao"/>
-            <w:lang w:val="en-US"/>
-          </w:rPr>
-          <w:t>/identity-fundamentals/authentication-and-authorization</w:t>
+          <w:t>https://auth0.com/docs/get-started/identity-fundamentals/authentication-and-authorization</w:t>
         </w:r>
       </w:hyperlink>
     </w:p>
     <w:p>
+      <w:pPr>
+        <w:rPr>
+          <w:lang w:val="en-GB"/>
+        </w:rPr>
+      </w:pPr>
       <w:r>
         <w:rPr>
           <w:lang w:val="en-US"/>
@@ -2096,30 +2162,47 @@
         </w:rPr>
         <w:t xml:space="preserve">. </w:t>
       </w:r>
-      <w:r>
-        <w:t xml:space="preserve">Disponível em: </w:t>
+      <w:proofErr w:type="spellStart"/>
+      <w:r>
+        <w:rPr>
+          <w:lang w:val="en-GB"/>
+        </w:rPr>
+        <w:t>Disponível</w:t>
+      </w:r>
+      <w:proofErr w:type="spellEnd"/>
+      <w:r>
+        <w:rPr>
+          <w:lang w:val="en-GB"/>
+        </w:rPr>
+        <w:t xml:space="preserve"> </w:t>
+      </w:r>
+      <w:proofErr w:type="spellStart"/>
+      <w:r>
+        <w:rPr>
+          <w:lang w:val="en-GB"/>
+        </w:rPr>
+        <w:t>em</w:t>
+      </w:r>
+      <w:proofErr w:type="spellEnd"/>
+      <w:r>
+        <w:rPr>
+          <w:lang w:val="en-GB"/>
+        </w:rPr>
+        <w:t xml:space="preserve">: </w:t>
       </w:r>
       <w:hyperlink r:id="rId18" w:tgtFrame="_new" w:history="1">
         <w:r>
           <w:rPr>
             <w:rStyle w:val="Hiperligao"/>
+            <w:lang w:val="en-GB"/>
           </w:rPr>
-          <w:t>https://www.okta.com/identity-101/authentication-vs-authori</w:t>
-        </w:r>
-        <w:r>
-          <w:rPr>
-            <w:rStyle w:val="Hiperligao"/>
-          </w:rPr>
-          <w:t>z</w:t>
-        </w:r>
-        <w:r>
-          <w:rPr>
-            <w:rStyle w:val="Hiperligao"/>
-          </w:rPr>
-          <w:t>ation/</w:t>
+          <w:t>https://www.okta.com/identity-101/authentication-vs-authorization/</w:t>
         </w:r>
       </w:hyperlink>
       <w:r>
+        <w:rPr>
+          <w:lang w:val="en-GB"/>
+        </w:rPr>
         <w:t xml:space="preserve"> </w:t>
       </w:r>
     </w:p>
@@ -2165,32 +2248,28 @@
       </w:hyperlink>
     </w:p>
     <w:p>
-      <w:proofErr w:type="spellStart"/>
-      <w:r>
-        <w:t>Interaction</w:t>
-      </w:r>
-      <w:proofErr w:type="spellEnd"/>
-      <w:r>
-        <w:t xml:space="preserve"> Design Foundation. (2026). </w:t>
-      </w:r>
-      <w:proofErr w:type="spellStart"/>
+      <w:r>
+        <w:rPr>
+          <w:lang w:val="en-GB"/>
+        </w:rPr>
+        <w:t xml:space="preserve">Interaction Design Foundation. (2026). </w:t>
+      </w:r>
       <w:r>
         <w:rPr>
           <w:i/>
           <w:iCs/>
-        </w:rPr>
-        <w:t>Responsive</w:t>
-      </w:r>
-      <w:proofErr w:type="spellEnd"/>
-      <w:r>
-        <w:rPr>
-          <w:i/>
-          <w:iCs/>
-        </w:rPr>
-        <w:t xml:space="preserve"> Design</w:t>
-      </w:r>
-      <w:r>
-        <w:t xml:space="preserve">. Disponível em: </w:t>
+          <w:lang w:val="en-GB"/>
+        </w:rPr>
+        <w:t>Responsive Design</w:t>
+      </w:r>
+      <w:r>
+        <w:rPr>
+          <w:lang w:val="en-GB"/>
+        </w:rPr>
+        <w:t xml:space="preserve">. </w:t>
+      </w:r>
+      <w:r>
+        <w:t xml:space="preserve">Disponível em: </w:t>
       </w:r>
       <w:hyperlink r:id="rId20" w:history="1">
         <w:r>
@@ -2261,10 +2340,376 @@
     </w:p>
     <w:p>
       <w:pPr>
+        <w:spacing w:after="200"/>
+        <w:rPr>
+          <w:b/>
+          <w:bCs/>
+          <w:color w:val="2E5090"/>
+          <w:sz w:val="26"/>
+          <w:szCs w:val="26"/>
+        </w:rPr>
+      </w:pPr>
+      <w:r>
+        <w:rPr>
+          <w:b/>
+          <w:bCs/>
+          <w:color w:val="2E5090"/>
+          <w:sz w:val="26"/>
+          <w:szCs w:val="26"/>
+        </w:rPr>
+        <w:t>Anexo A — Estrutura de Rotas</w:t>
+      </w:r>
+    </w:p>
+    <w:p>
+      <w:pPr>
+        <w:pStyle w:val="PargrafodaLista"/>
+        <w:numPr>
+          <w:ilvl w:val="0"/>
+          <w:numId w:val="4"/>
+        </w:numPr>
+        <w:spacing w:after="200"/>
+        <w:rPr>
+          <w:color w:val="000000" w:themeColor="text1"/>
+        </w:rPr>
+      </w:pPr>
+      <w:r>
+        <w:rPr>
+          <w:color w:val="000000" w:themeColor="text1"/>
+        </w:rPr>
+        <w:t> /</w:t>
+      </w:r>
+      <w:proofErr w:type="gramStart"/>
+      <w:r>
+        <w:rPr>
+          <w:color w:val="000000" w:themeColor="text1"/>
+        </w:rPr>
+        <w:t>catalogo</w:t>
+      </w:r>
+      <w:proofErr w:type="gramEnd"/>
+      <w:r>
+        <w:rPr>
+          <w:color w:val="000000" w:themeColor="text1"/>
+        </w:rPr>
+        <w:t> — Catálogo público</w:t>
+      </w:r>
+    </w:p>
+    <w:p>
+      <w:pPr>
+        <w:pStyle w:val="PargrafodaLista"/>
+        <w:numPr>
+          <w:ilvl w:val="0"/>
+          <w:numId w:val="4"/>
+        </w:numPr>
+        <w:spacing w:after="200"/>
+        <w:rPr>
+          <w:color w:val="000000" w:themeColor="text1"/>
+        </w:rPr>
+      </w:pPr>
+      <w:r>
+        <w:rPr>
+          <w:color w:val="000000" w:themeColor="text1"/>
+        </w:rPr>
+        <w:t>/login, /entrar, /</w:t>
+      </w:r>
+      <w:proofErr w:type="spellStart"/>
+      <w:r>
+        <w:rPr>
+          <w:color w:val="000000" w:themeColor="text1"/>
+        </w:rPr>
+        <w:t>signup</w:t>
+      </w:r>
+      <w:proofErr w:type="spellEnd"/>
+      <w:r>
+        <w:rPr>
+          <w:color w:val="000000" w:themeColor="text1"/>
+        </w:rPr>
+        <w:t>, /registar — Autenticação via Google e email</w:t>
+      </w:r>
+    </w:p>
+    <w:p>
+      <w:pPr>
+        <w:pStyle w:val="PargrafodaLista"/>
+        <w:numPr>
+          <w:ilvl w:val="0"/>
+          <w:numId w:val="4"/>
+        </w:numPr>
+        <w:spacing w:after="200"/>
+        <w:rPr>
+          <w:color w:val="000000" w:themeColor="text1"/>
+        </w:rPr>
+      </w:pPr>
+      <w:r>
+        <w:rPr>
+          <w:color w:val="000000" w:themeColor="text1"/>
+        </w:rPr>
+        <w:t>/acesso-link, /recuperar-password — Acesso alternativo e recuperação de conta</w:t>
+      </w:r>
+    </w:p>
+    <w:p>
+      <w:pPr>
+        <w:pStyle w:val="PargrafodaLista"/>
+        <w:numPr>
+          <w:ilvl w:val="0"/>
+          <w:numId w:val="4"/>
+        </w:numPr>
+        <w:spacing w:after="200"/>
+        <w:rPr>
+          <w:color w:val="000000" w:themeColor="text1"/>
+        </w:rPr>
+      </w:pPr>
+      <w:r>
+        <w:rPr>
+          <w:color w:val="000000" w:themeColor="text1"/>
+        </w:rPr>
+        <w:t>/</w:t>
+      </w:r>
+      <w:proofErr w:type="spellStart"/>
+      <w:r>
+        <w:rPr>
+          <w:color w:val="000000" w:themeColor="text1"/>
+        </w:rPr>
+        <w:t>emprestimos</w:t>
+      </w:r>
+      <w:proofErr w:type="spellEnd"/>
+      <w:r>
+        <w:rPr>
+          <w:color w:val="000000" w:themeColor="text1"/>
+        </w:rPr>
+        <w:t> — Empréstimos do utilizador autenticado</w:t>
+      </w:r>
+    </w:p>
+    <w:p>
+      <w:pPr>
+        <w:pStyle w:val="PargrafodaLista"/>
+        <w:numPr>
+          <w:ilvl w:val="0"/>
+          <w:numId w:val="4"/>
+        </w:numPr>
+        <w:spacing w:after="200"/>
+        <w:rPr>
+          <w:color w:val="000000" w:themeColor="text1"/>
+        </w:rPr>
+      </w:pPr>
+      <w:r>
+        <w:rPr>
+          <w:color w:val="000000" w:themeColor="text1"/>
+        </w:rPr>
+        <w:t>/</w:t>
+      </w:r>
+      <w:proofErr w:type="spellStart"/>
+      <w:r>
+        <w:rPr>
+          <w:color w:val="000000" w:themeColor="text1"/>
+        </w:rPr>
+        <w:t>definicoes</w:t>
+      </w:r>
+      <w:proofErr w:type="spellEnd"/>
+      <w:r>
+        <w:rPr>
+          <w:color w:val="000000" w:themeColor="text1"/>
+        </w:rPr>
+        <w:t> — Perfil e definições do utilizador</w:t>
+      </w:r>
+    </w:p>
+    <w:p>
+      <w:pPr>
+        <w:pStyle w:val="PargrafodaLista"/>
+        <w:numPr>
+          <w:ilvl w:val="0"/>
+          <w:numId w:val="4"/>
+        </w:numPr>
+        <w:spacing w:after="200"/>
+        <w:rPr>
+          <w:color w:val="000000" w:themeColor="text1"/>
+        </w:rPr>
+      </w:pPr>
+      <w:r>
+        <w:rPr>
+          <w:color w:val="000000" w:themeColor="text1"/>
+        </w:rPr>
+        <w:t>/</w:t>
+      </w:r>
+      <w:proofErr w:type="spellStart"/>
+      <w:r>
+        <w:rPr>
+          <w:color w:val="000000" w:themeColor="text1"/>
+        </w:rPr>
+        <w:t>notificacoes</w:t>
+      </w:r>
+      <w:proofErr w:type="spellEnd"/>
+      <w:r>
+        <w:rPr>
+          <w:color w:val="000000" w:themeColor="text1"/>
+        </w:rPr>
+        <w:t xml:space="preserve"> — Centro de notificações </w:t>
+      </w:r>
+      <w:proofErr w:type="spellStart"/>
+      <w:r>
+        <w:rPr>
+          <w:color w:val="000000" w:themeColor="text1"/>
+        </w:rPr>
+        <w:t>in-app</w:t>
+      </w:r>
+      <w:proofErr w:type="spellEnd"/>
+    </w:p>
+    <w:p>
+      <w:pPr>
+        <w:pStyle w:val="PargrafodaLista"/>
+        <w:numPr>
+          <w:ilvl w:val="0"/>
+          <w:numId w:val="4"/>
+        </w:numPr>
+        <w:spacing w:after="200"/>
+        <w:rPr>
+          <w:color w:val="000000" w:themeColor="text1"/>
+        </w:rPr>
+      </w:pPr>
+      <w:r>
+        <w:rPr>
+          <w:color w:val="000000" w:themeColor="text1"/>
+        </w:rPr>
+        <w:t>/</w:t>
+      </w:r>
+      <w:proofErr w:type="spellStart"/>
+      <w:r>
+        <w:rPr>
+          <w:color w:val="000000" w:themeColor="text1"/>
+        </w:rPr>
+        <w:t>docs</w:t>
+      </w:r>
+      <w:proofErr w:type="spellEnd"/>
+      <w:r>
+        <w:rPr>
+          <w:color w:val="000000" w:themeColor="text1"/>
+        </w:rPr>
+        <w:t> — Documentação interativa e textos legais</w:t>
+      </w:r>
+    </w:p>
+    <w:p>
+      <w:pPr>
+        <w:pStyle w:val="PargrafodaLista"/>
+        <w:numPr>
+          <w:ilvl w:val="0"/>
+          <w:numId w:val="4"/>
+        </w:numPr>
+        <w:spacing w:after="200"/>
+        <w:rPr>
+          <w:color w:val="000000" w:themeColor="text1"/>
+        </w:rPr>
+      </w:pPr>
+      <w:r>
+        <w:rPr>
+          <w:color w:val="000000" w:themeColor="text1"/>
+        </w:rPr>
+        <w:t xml:space="preserve">/console, /console/entrar — </w:t>
+      </w:r>
+      <w:proofErr w:type="spellStart"/>
+      <w:r>
+        <w:rPr>
+          <w:color w:val="000000" w:themeColor="text1"/>
+        </w:rPr>
+        <w:t>Dashboard</w:t>
+      </w:r>
+      <w:proofErr w:type="spellEnd"/>
+      <w:r>
+        <w:rPr>
+          <w:color w:val="000000" w:themeColor="text1"/>
+        </w:rPr>
+        <w:t xml:space="preserve"> administrativo (acesso restrito)</w:t>
+      </w:r>
+    </w:p>
+    <w:p>
+      <w:pPr>
+        <w:pStyle w:val="PargrafodaLista"/>
+        <w:numPr>
+          <w:ilvl w:val="0"/>
+          <w:numId w:val="4"/>
+        </w:numPr>
+        <w:spacing w:after="200"/>
+        <w:rPr>
+          <w:color w:val="000000" w:themeColor="text1"/>
+        </w:rPr>
+      </w:pPr>
+      <w:r>
+        <w:rPr>
+          <w:color w:val="000000" w:themeColor="text1"/>
+        </w:rPr>
+        <w:t>/console/livros, </w:t>
+      </w:r>
+      <w:r>
+        <w:rPr>
+          <w:color w:val="000000" w:themeColor="text1"/>
+        </w:rPr>
+        <w:t>/console</w:t>
+      </w:r>
+      <w:r>
+        <w:rPr>
+          <w:color w:val="000000" w:themeColor="text1"/>
+        </w:rPr>
+        <w:t>/categorias, </w:t>
+      </w:r>
+      <w:r>
+        <w:rPr>
+          <w:color w:val="000000" w:themeColor="text1"/>
+        </w:rPr>
+        <w:t>/console</w:t>
+      </w:r>
+      <w:r>
+        <w:rPr>
+          <w:color w:val="000000" w:themeColor="text1"/>
+        </w:rPr>
+        <w:t>/</w:t>
+      </w:r>
+      <w:proofErr w:type="spellStart"/>
+      <w:r>
+        <w:rPr>
+          <w:color w:val="000000" w:themeColor="text1"/>
+        </w:rPr>
+        <w:t>emprestimos</w:t>
+      </w:r>
+      <w:proofErr w:type="spellEnd"/>
+      <w:r>
+        <w:rPr>
+          <w:color w:val="000000" w:themeColor="text1"/>
+        </w:rPr>
+        <w:t>, </w:t>
+      </w:r>
+      <w:r>
+        <w:rPr>
+          <w:color w:val="000000" w:themeColor="text1"/>
+        </w:rPr>
+        <w:t>/console</w:t>
+      </w:r>
+      <w:r>
+        <w:rPr>
+          <w:color w:val="000000" w:themeColor="text1"/>
+        </w:rPr>
+        <w:t>/utilizadores, </w:t>
+      </w:r>
+      <w:r>
+        <w:rPr>
+          <w:color w:val="000000" w:themeColor="text1"/>
+        </w:rPr>
+        <w:t>/console</w:t>
+      </w:r>
+      <w:r>
+        <w:rPr>
+          <w:color w:val="000000" w:themeColor="text1"/>
+        </w:rPr>
+        <w:t>/feedback — Módulos de gestão administrativa</w:t>
+      </w:r>
+    </w:p>
+    <w:p>
+      <w:pPr>
+        <w:spacing w:after="200"/>
+      </w:pPr>
+    </w:p>
+    <w:p>
+      <w:pPr>
         <w:pStyle w:val="Ttulo2"/>
       </w:pPr>
       <w:r>
-        <w:t>Anexo A — Estrutura de Rotas</w:t>
+        <w:t>Anexo B — Idiomas Suportados</w:t>
       </w:r>
     </w:p>
     <w:p>
@@ -2277,7 +2722,15 @@
         <w:spacing w:after="80" w:line="320" w:lineRule="auto"/>
       </w:pPr>
       <w:r>
-        <w:t>/ — Catálogo público</w:t>
+        <w:t>Português (</w:t>
+      </w:r>
+      <w:proofErr w:type="spellStart"/>
+      <w:r>
+        <w:t>pt</w:t>
+      </w:r>
+      <w:proofErr w:type="spellEnd"/>
+      <w:r>
+        <w:t>) — idioma principal</w:t>
       </w:r>
     </w:p>
     <w:p>
@@ -2290,268 +2743,55 @@
         <w:spacing w:after="80" w:line="320" w:lineRule="auto"/>
       </w:pPr>
       <w:r>
-        <w:t>/login, /</w:t>
-      </w:r>
-      <w:proofErr w:type="spellStart"/>
-      <w:r>
-        <w:t>signup</w:t>
-      </w:r>
-      <w:proofErr w:type="spellEnd"/>
-      <w:r>
-        <w:t xml:space="preserve"> — Autenticação por email</w:t>
-      </w:r>
-    </w:p>
-    <w:p>
-      <w:pPr>
-        <w:pStyle w:val="PargrafodaLista"/>
-        <w:numPr>
-          <w:ilvl w:val="0"/>
-          <w:numId w:val="2"/>
-        </w:numPr>
-        <w:spacing w:after="80" w:line="320" w:lineRule="auto"/>
-        <w:rPr>
-          <w:lang w:val="en-US"/>
-        </w:rPr>
-      </w:pPr>
-      <w:r>
-        <w:rPr>
-          <w:lang w:val="en-US"/>
-        </w:rPr>
-        <w:t>/</w:t>
-      </w:r>
-      <w:proofErr w:type="gramStart"/>
-      <w:r>
-        <w:rPr>
-          <w:lang w:val="en-US"/>
-        </w:rPr>
-        <w:t>magic</w:t>
-      </w:r>
-      <w:proofErr w:type="gramEnd"/>
-      <w:r>
-        <w:rPr>
-          <w:lang w:val="en-US"/>
-        </w:rPr>
-        <w:t xml:space="preserve">-link, /forgot-password — </w:t>
-      </w:r>
-      <w:proofErr w:type="spellStart"/>
-      <w:r>
-        <w:rPr>
-          <w:lang w:val="en-US"/>
-        </w:rPr>
-        <w:t>Acesso</w:t>
-      </w:r>
-      <w:proofErr w:type="spellEnd"/>
-      <w:r>
-        <w:rPr>
-          <w:lang w:val="en-US"/>
-        </w:rPr>
-        <w:t xml:space="preserve"> alternativo</w:t>
-      </w:r>
-    </w:p>
-    <w:p>
-      <w:pPr>
-        <w:pStyle w:val="PargrafodaLista"/>
-        <w:numPr>
-          <w:ilvl w:val="0"/>
-          <w:numId w:val="2"/>
-        </w:numPr>
-        <w:spacing w:after="80" w:line="320" w:lineRule="auto"/>
-      </w:pPr>
-      <w:r>
-        <w:t>/</w:t>
-      </w:r>
-      <w:proofErr w:type="spellStart"/>
-      <w:r>
-        <w:t>my-loans</w:t>
-      </w:r>
-      <w:proofErr w:type="spellEnd"/>
-      <w:r>
-        <w:t xml:space="preserve"> — Empréstimos do utilizador autenticado</w:t>
-      </w:r>
-    </w:p>
-    <w:p>
-      <w:pPr>
-        <w:pStyle w:val="PargrafodaLista"/>
-        <w:numPr>
-          <w:ilvl w:val="0"/>
-          <w:numId w:val="2"/>
-        </w:numPr>
-        <w:spacing w:after="80" w:line="320" w:lineRule="auto"/>
-      </w:pPr>
-      <w:r>
-        <w:t>/</w:t>
-      </w:r>
-      <w:proofErr w:type="spellStart"/>
-      <w:r>
-        <w:t>settings</w:t>
-      </w:r>
-      <w:proofErr w:type="spellEnd"/>
-      <w:r>
-        <w:t xml:space="preserve"> — Perfil do utilizador</w:t>
-      </w:r>
-    </w:p>
-    <w:p>
-      <w:pPr>
-        <w:pStyle w:val="PargrafodaLista"/>
-        <w:numPr>
-          <w:ilvl w:val="0"/>
-          <w:numId w:val="2"/>
-        </w:numPr>
-        <w:spacing w:after="80" w:line="320" w:lineRule="auto"/>
-      </w:pPr>
-      <w:r>
-        <w:t>/</w:t>
-      </w:r>
-      <w:proofErr w:type="spellStart"/>
-      <w:r>
-        <w:t>admin</w:t>
-      </w:r>
-      <w:proofErr w:type="spellEnd"/>
-      <w:r>
-        <w:t xml:space="preserve"> — </w:t>
-      </w:r>
-      <w:proofErr w:type="spellStart"/>
-      <w:r>
-        <w:t>Dashboard</w:t>
-      </w:r>
-      <w:proofErr w:type="spellEnd"/>
-      <w:r>
-        <w:t xml:space="preserve"> administrativo (acesso restrito)</w:t>
-      </w:r>
-    </w:p>
-    <w:p>
-      <w:pPr>
-        <w:pStyle w:val="PargrafodaLista"/>
-        <w:numPr>
-          <w:ilvl w:val="0"/>
-          <w:numId w:val="2"/>
-        </w:numPr>
-        <w:spacing w:after="80" w:line="320" w:lineRule="auto"/>
-        <w:rPr>
-          <w:lang w:val="en-US"/>
-        </w:rPr>
-      </w:pPr>
-      <w:r>
-        <w:rPr>
-          <w:lang w:val="en-US"/>
-        </w:rPr>
-        <w:t xml:space="preserve">/admin/books, /loans, /users, /categories, /feedback — </w:t>
-      </w:r>
-      <w:proofErr w:type="spellStart"/>
-      <w:r>
-        <w:rPr>
-          <w:lang w:val="en-US"/>
-        </w:rPr>
-        <w:t>Módulos</w:t>
-      </w:r>
-      <w:proofErr w:type="spellEnd"/>
-      <w:r>
-        <w:rPr>
-          <w:lang w:val="en-US"/>
-        </w:rPr>
-        <w:t xml:space="preserve"> de </w:t>
-      </w:r>
-      <w:proofErr w:type="spellStart"/>
-      <w:r>
-        <w:rPr>
-          <w:lang w:val="en-US"/>
-        </w:rPr>
-        <w:t>gestão</w:t>
-      </w:r>
-      <w:proofErr w:type="spellEnd"/>
-    </w:p>
-    <w:p>
-      <w:pPr>
-        <w:spacing w:after="200"/>
-        <w:rPr>
-          <w:lang w:val="en-US"/>
-        </w:rPr>
-      </w:pPr>
+        <w:t>Inglês (</w:t>
+      </w:r>
+      <w:proofErr w:type="spellStart"/>
+      <w:r>
+        <w:t>en</w:t>
+      </w:r>
+      <w:proofErr w:type="spellEnd"/>
+      <w:r>
+        <w:t>), Espanhol (</w:t>
+      </w:r>
+      <w:proofErr w:type="spellStart"/>
+      <w:r>
+        <w:t>es</w:t>
+      </w:r>
+      <w:proofErr w:type="spellEnd"/>
+      <w:r>
+        <w:t>), Francês (</w:t>
+      </w:r>
+      <w:proofErr w:type="spellStart"/>
+      <w:r>
+        <w:t>fr</w:t>
+      </w:r>
+      <w:proofErr w:type="spellEnd"/>
+      <w:r>
+        <w:t>), Alemão (de), Neerlandês (</w:t>
+      </w:r>
+      <w:proofErr w:type="spellStart"/>
+      <w:r>
+        <w:t>nl</w:t>
+      </w:r>
+      <w:proofErr w:type="spellEnd"/>
+      <w:r>
+        <w:t>)</w:t>
+      </w:r>
+    </w:p>
+    <w:p>
+      <w:pPr>
+        <w:spacing w:after="0" w:line="240" w:lineRule="auto"/>
+      </w:pPr>
+      <w:r>
+        <w:br w:type="page"/>
+      </w:r>
     </w:p>
     <w:p>
       <w:pPr>
         <w:pStyle w:val="Ttulo2"/>
       </w:pPr>
       <w:r>
-        <w:t>Anexo B — Idiomas Suportados</w:t>
-      </w:r>
-    </w:p>
-    <w:p>
-      <w:pPr>
-        <w:pStyle w:val="PargrafodaLista"/>
-        <w:numPr>
-          <w:ilvl w:val="0"/>
-          <w:numId w:val="2"/>
-        </w:numPr>
-        <w:spacing w:after="80" w:line="320" w:lineRule="auto"/>
-      </w:pPr>
-      <w:r>
-        <w:t>Português (</w:t>
-      </w:r>
-      <w:proofErr w:type="spellStart"/>
-      <w:r>
-        <w:t>pt</w:t>
-      </w:r>
-      <w:proofErr w:type="spellEnd"/>
-      <w:r>
-        <w:t>) — idioma principal</w:t>
-      </w:r>
-    </w:p>
-    <w:p>
-      <w:pPr>
-        <w:pStyle w:val="PargrafodaLista"/>
-        <w:numPr>
-          <w:ilvl w:val="0"/>
-          <w:numId w:val="2"/>
-        </w:numPr>
-        <w:spacing w:after="80" w:line="320" w:lineRule="auto"/>
-      </w:pPr>
-      <w:r>
-        <w:t>Inglês (</w:t>
-      </w:r>
-      <w:proofErr w:type="spellStart"/>
-      <w:r>
-        <w:t>en</w:t>
-      </w:r>
-      <w:proofErr w:type="spellEnd"/>
-      <w:r>
-        <w:t>), Espanhol (</w:t>
-      </w:r>
-      <w:proofErr w:type="spellStart"/>
-      <w:r>
-        <w:t>es</w:t>
-      </w:r>
-      <w:proofErr w:type="spellEnd"/>
-      <w:r>
-        <w:t>), Francês (</w:t>
-      </w:r>
-      <w:proofErr w:type="spellStart"/>
-      <w:r>
-        <w:t>fr</w:t>
-      </w:r>
-      <w:proofErr w:type="spellEnd"/>
-      <w:r>
-        <w:t>), Alemão (de), Neerlandês (</w:t>
-      </w:r>
-      <w:proofErr w:type="spellStart"/>
-      <w:r>
-        <w:t>nl</w:t>
-      </w:r>
-      <w:proofErr w:type="spellEnd"/>
-      <w:r>
-        <w:t>)</w:t>
-      </w:r>
-    </w:p>
-    <w:p>
-      <w:pPr>
-        <w:spacing w:after="200"/>
-      </w:pPr>
-    </w:p>
-    <w:p>
-      <w:pPr>
-        <w:pStyle w:val="Ttulo2"/>
-      </w:pPr>
-      <w:r>
+        <w:lastRenderedPageBreak/>
         <w:t>Anexo C — Capturas de Ecrã Adicionais</w:t>
       </w:r>
     </w:p>
@@ -2576,10 +2816,10 @@
           <w:szCs w:val="20"/>
         </w:rPr>
         <w:drawing>
-          <wp:inline distT="0" distB="0" distL="0" distR="0" wp14:anchorId="4862ADA1" wp14:editId="37C9454C">
-            <wp:extent cx="5502910" cy="3089910"/>
+          <wp:inline distT="0" distB="0" distL="0" distR="0" wp14:anchorId="26A49868" wp14:editId="498260AF">
+            <wp:extent cx="5502910" cy="2523490"/>
             <wp:effectExtent l="0" t="0" r="2540" b="0"/>
-            <wp:docPr id="1441674384" name="Imagem 1"/>
+            <wp:docPr id="1611831736" name="Imagem 1"/>
             <wp:cNvGraphicFramePr>
               <a:graphicFrameLocks xmlns:a="http://schemas.openxmlformats.org/drawingml/2006/main" noChangeAspect="1"/>
             </wp:cNvGraphicFramePr>
@@ -2587,7 +2827,7 @@
               <a:graphicData uri="http://schemas.openxmlformats.org/drawingml/2006/picture">
                 <pic:pic xmlns:pic="http://schemas.openxmlformats.org/drawingml/2006/picture">
                   <pic:nvPicPr>
-                    <pic:cNvPr id="1441674384" name=""/>
+                    <pic:cNvPr id="1611831736" name=""/>
                     <pic:cNvPicPr/>
                   </pic:nvPicPr>
                   <pic:blipFill>
@@ -2599,7 +2839,7 @@
                   <pic:spPr>
                     <a:xfrm>
                       <a:off x="0" y="0"/>
-                      <a:ext cx="5502910" cy="3089910"/>
+                      <a:ext cx="5502910" cy="2523490"/>
                     </a:xfrm>
                     <a:prstGeom prst="rect">
                       <a:avLst/>
@@ -2648,12 +2888,11 @@
           <w:sz w:val="20"/>
           <w:szCs w:val="20"/>
         </w:rPr>
-        <w:lastRenderedPageBreak/>
         <w:drawing>
-          <wp:inline distT="0" distB="0" distL="0" distR="0" wp14:anchorId="583ECD6F" wp14:editId="1745E220">
-            <wp:extent cx="5502910" cy="3089910"/>
+          <wp:inline distT="0" distB="0" distL="0" distR="0" wp14:anchorId="0EDE3258" wp14:editId="0A00120A">
+            <wp:extent cx="5502910" cy="2536825"/>
             <wp:effectExtent l="0" t="0" r="2540" b="0"/>
-            <wp:docPr id="1311452346" name="Imagem 1"/>
+            <wp:docPr id="144356143" name="Imagem 1"/>
             <wp:cNvGraphicFramePr>
               <a:graphicFrameLocks xmlns:a="http://schemas.openxmlformats.org/drawingml/2006/main" noChangeAspect="1"/>
             </wp:cNvGraphicFramePr>
@@ -2661,7 +2900,7 @@
               <a:graphicData uri="http://schemas.openxmlformats.org/drawingml/2006/picture">
                 <pic:pic xmlns:pic="http://schemas.openxmlformats.org/drawingml/2006/picture">
                   <pic:nvPicPr>
-                    <pic:cNvPr id="1311452346" name=""/>
+                    <pic:cNvPr id="144356143" name=""/>
                     <pic:cNvPicPr/>
                   </pic:nvPicPr>
                   <pic:blipFill>
@@ -2673,7 +2912,7 @@
                   <pic:spPr>
                     <a:xfrm>
                       <a:off x="0" y="0"/>
-                      <a:ext cx="5502910" cy="3089910"/>
+                      <a:ext cx="5502910" cy="2536825"/>
                     </a:xfrm>
                     <a:prstGeom prst="rect">
                       <a:avLst/>
@@ -2690,8 +2929,6 @@
       <w:pPr>
         <w:spacing w:before="80" w:after="280"/>
         <w:jc w:val="center"/>
-      </w:pPr>
-      <w:r>
         <w:rPr>
           <w:i/>
           <w:iCs/>
@@ -2699,11 +2936,71 @@
           <w:sz w:val="20"/>
           <w:szCs w:val="20"/>
         </w:rPr>
+      </w:pPr>
+      <w:r>
+        <w:rPr>
+          <w:i/>
+          <w:iCs/>
+          <w:color w:val="555555"/>
+          <w:sz w:val="20"/>
+          <w:szCs w:val="20"/>
+        </w:rPr>
+        <w:lastRenderedPageBreak/>
+        <w:drawing>
+          <wp:inline distT="0" distB="0" distL="0" distR="0" wp14:anchorId="0C297EE3" wp14:editId="0F9CEAD6">
+            <wp:extent cx="5502910" cy="2519045"/>
+            <wp:effectExtent l="0" t="0" r="2540" b="0"/>
+            <wp:docPr id="161610103" name="Imagem 1"/>
+            <wp:cNvGraphicFramePr>
+              <a:graphicFrameLocks xmlns:a="http://schemas.openxmlformats.org/drawingml/2006/main" noChangeAspect="1"/>
+            </wp:cNvGraphicFramePr>
+            <a:graphic xmlns:a="http://schemas.openxmlformats.org/drawingml/2006/main">
+              <a:graphicData uri="http://schemas.openxmlformats.org/drawingml/2006/picture">
+                <pic:pic xmlns:pic="http://schemas.openxmlformats.org/drawingml/2006/picture">
+                  <pic:nvPicPr>
+                    <pic:cNvPr id="161610103" name=""/>
+                    <pic:cNvPicPr/>
+                  </pic:nvPicPr>
+                  <pic:blipFill>
+                    <a:blip r:embed="rId24"/>
+                    <a:stretch>
+                      <a:fillRect/>
+                    </a:stretch>
+                  </pic:blipFill>
+                  <pic:spPr>
+                    <a:xfrm>
+                      <a:off x="0" y="0"/>
+                      <a:ext cx="5502910" cy="2519045"/>
+                    </a:xfrm>
+                    <a:prstGeom prst="rect">
+                      <a:avLst/>
+                    </a:prstGeom>
+                  </pic:spPr>
+                </pic:pic>
+              </a:graphicData>
+            </a:graphic>
+          </wp:inline>
+        </w:drawing>
+      </w:r>
+    </w:p>
+    <w:p>
+      <w:pPr>
+        <w:spacing w:before="80" w:after="280"/>
+        <w:jc w:val="center"/>
+      </w:pPr>
+      <w:r>
+        <w:rPr>
+          <w:i/>
+          <w:iCs/>
+          <w:color w:val="555555"/>
+          <w:sz w:val="20"/>
+          <w:szCs w:val="20"/>
+        </w:rPr>
         <w:t>Figura 6. Opções de idioma e tema claro/escuro disponíveis na aplicação.</w:t>
       </w:r>
     </w:p>
     <w:sectPr>
-      <w:footerReference w:type="default" r:id="rId24"/>
+      <w:footerReference w:type="default" r:id="rId25"/>
       <w:pgSz w:w="11906" w:h="16838"/>
       <w:pgMar w:top="1440" w:right="1440" w:bottom="1440" w:left="1800" w:header="708" w:footer="708" w:gutter="0"/>
       <w:cols w:space="720"/>
@@ -2812,6 +3109,268 @@
 <file path=word/numbering.xml><?xml version="1.0" encoding="utf-8"?>
 <w:numbering xmlns:wpc="http://schemas.microsoft.com/office/word/2010/wordprocessingCanvas" xmlns:cx="http://schemas.microsoft.com/office/drawing/2014/chartex" xmlns:cx1="http://schemas.microsoft.com/office/drawing/2015/9/8/chartex" xmlns:cx2="http://schemas.microsoft.com/office/drawing/2015/10/21/chartex" xmlns:cx3="http://schemas.microsoft.com/office/drawing/2016/5/9/chartex" xmlns:cx4="http://schemas.microsoft.com/office/drawing/2016/5/10/chartex" xmlns:cx5="http://schemas.microsoft.com/office/drawing/2016/5/11/chartex" xmlns:cx6="http://schemas.microsoft.com/office/drawing/2016/5/12/chartex" xmlns:cx7="http://schemas.microsoft.com/office/drawing/2016/5/13/chartex" xmlns:cx8="http://schemas.microsoft.com/office/drawing/2016/5/14/chartex" xmlns:mc="http://schemas.openxmlformats.org/markup-compatibility/2006" xmlns:aink="http://schemas.microsoft.com/office/drawing/2016/ink" xmlns:am3d="http://schemas.microsoft.com/office/drawing/2017/model3d" xmlns:o="urn:schemas-microsoft-com:office:office" xmlns:oel="http://schemas.microsoft.com/office/2019/extlst" xmlns:r="http://schemas.openxmlformats.org/officeDocument/2006/relationships" xmlns:m="http://schemas.openxmlformats.org/officeDocument/2006/math" xmlns:v="urn:schemas-microsoft-com:vml" xmlns:wp14="http://schemas.microsoft.com/office/word/2010/wordprocessingDrawing" xmlns:wp="http://schemas.openxmlformats.org/drawingml/2006/wordprocessingDrawing" xmlns:w10="urn:schemas-microsoft-com:office:word" xmlns:w="http://schemas.openxmlformats.org/wordprocessingml/2006/main" xmlns:w14="http://schemas.microsoft.com/office/word/2010/wordml" xmlns:w15="http://schemas.microsoft.com/office/word/2012/wordml" xmlns:w16cex="http://schemas.microsoft.com/office/word/2018/wordml/cex" xmlns:w16cid="http://schemas.microsoft.com/office/word/2016/wordml/cid" xmlns:w16="http://schemas.microsoft.com/office/word/2018/wordml" xmlns:w16du="http://schemas.microsoft.com/office/word/2023/wordml/word16du" xmlns:w16sdtdh="http://schemas.microsoft.com/office/word/2020/wordml/sdtdatahash" xmlns:w16sdtfl="http://schemas.microsoft.com/office/word/2024/wordml/sdtformatlock" xmlns:w16se="http://schemas.microsoft.com/office/word/2015/wordml/symex" xmlns:wpg="http://schemas.microsoft.com/office/word/2010/wordprocessingGroup" xmlns:wpi="http://schemas.microsoft.com/office/word/2010/wordprocessingInk" xmlns:wne="http://schemas.microsoft.com/office/word/2006/wordml" xmlns:wps="http://schemas.microsoft.com/office/word/2010/wordprocessingShape" mc:Ignorable="w14 w15 w16se w16cid w16 w16cex w16sdtdh w16sdtfl w16du wp14">
   <w:abstractNum w:abstractNumId="0" w15:restartNumberingAfterBreak="0">
+    <w:nsid w:val="207F5BC5"/>
+    <w:multiLevelType w:val="hybridMultilevel"/>
+    <w:tmpl w:val="A4A26658"/>
+    <w:lvl w:ilvl="0" w:tplc="08160001">
+      <w:start w:val="1"/>
+      <w:numFmt w:val="bullet"/>
+      <w:lvlText w:val=""/>
+      <w:lvlJc w:val="left"/>
+      <w:pPr>
+        <w:ind w:left="1080" w:hanging="360"/>
+      </w:pPr>
+      <w:rPr>
+        <w:rFonts w:ascii="Symbol" w:hAnsi="Symbol" w:hint="default"/>
+      </w:rPr>
+    </w:lvl>
+    <w:lvl w:ilvl="1" w:tplc="08160003" w:tentative="1">
+      <w:start w:val="1"/>
+      <w:numFmt w:val="bullet"/>
+      <w:lvlText w:val="o"/>
+      <w:lvlJc w:val="left"/>
+      <w:pPr>
+        <w:ind w:left="1800" w:hanging="360"/>
+      </w:pPr>
+      <w:rPr>
+        <w:rFonts w:ascii="Courier New" w:hAnsi="Courier New" w:cs="Courier New" w:hint="default"/>
+      </w:rPr>
+    </w:lvl>
+    <w:lvl w:ilvl="2" w:tplc="08160005" w:tentative="1">
+      <w:start w:val="1"/>
+      <w:numFmt w:val="bullet"/>
+      <w:lvlText w:val=""/>
+      <w:lvlJc w:val="left"/>
+      <w:pPr>
+        <w:ind w:left="2520" w:hanging="360"/>
+      </w:pPr>
+      <w:rPr>
+        <w:rFonts w:ascii="Wingdings" w:hAnsi="Wingdings" w:hint="default"/>
+      </w:rPr>
+    </w:lvl>
+    <w:lvl w:ilvl="3" w:tplc="08160001" w:tentative="1">
+      <w:start w:val="1"/>
+      <w:numFmt w:val="bullet"/>
+      <w:lvlText w:val=""/>
+      <w:lvlJc w:val="left"/>
+      <w:pPr>
+        <w:ind w:left="3240" w:hanging="360"/>
+      </w:pPr>
+      <w:rPr>
+        <w:rFonts w:ascii="Symbol" w:hAnsi="Symbol" w:hint="default"/>
+      </w:rPr>
+    </w:lvl>
+    <w:lvl w:ilvl="4" w:tplc="08160003" w:tentative="1">
+      <w:start w:val="1"/>
+      <w:numFmt w:val="bullet"/>
+      <w:lvlText w:val="o"/>
+      <w:lvlJc w:val="left"/>
+      <w:pPr>
+        <w:ind w:left="3960" w:hanging="360"/>
+      </w:pPr>
+      <w:rPr>
+        <w:rFonts w:ascii="Courier New" w:hAnsi="Courier New" w:cs="Courier New" w:hint="default"/>
+      </w:rPr>
+    </w:lvl>
+    <w:lvl w:ilvl="5" w:tplc="08160005" w:tentative="1">
+      <w:start w:val="1"/>
+      <w:numFmt w:val="bullet"/>
+      <w:lvlText w:val=""/>
+      <w:lvlJc w:val="left"/>
+      <w:pPr>
+        <w:ind w:left="4680" w:hanging="360"/>
+      </w:pPr>
+      <w:rPr>
+        <w:rFonts w:ascii="Wingdings" w:hAnsi="Wingdings" w:hint="default"/>
+      </w:rPr>
+    </w:lvl>
+    <w:lvl w:ilvl="6" w:tplc="08160001" w:tentative="1">
+      <w:start w:val="1"/>
+      <w:numFmt w:val="bullet"/>
+      <w:lvlText w:val=""/>
+      <w:lvlJc w:val="left"/>
+      <w:pPr>
+        <w:ind w:left="5400" w:hanging="360"/>
+      </w:pPr>
+      <w:rPr>
+        <w:rFonts w:ascii="Symbol" w:hAnsi="Symbol" w:hint="default"/>
+      </w:rPr>
+    </w:lvl>
+    <w:lvl w:ilvl="7" w:tplc="08160003" w:tentative="1">
+      <w:start w:val="1"/>
+      <w:numFmt w:val="bullet"/>
+      <w:lvlText w:val="o"/>
+      <w:lvlJc w:val="left"/>
+      <w:pPr>
+        <w:ind w:left="6120" w:hanging="360"/>
+      </w:pPr>
+      <w:rPr>
+        <w:rFonts w:ascii="Courier New" w:hAnsi="Courier New" w:cs="Courier New" w:hint="default"/>
+      </w:rPr>
+    </w:lvl>
+    <w:lvl w:ilvl="8" w:tplc="08160005" w:tentative="1">
+      <w:start w:val="1"/>
+      <w:numFmt w:val="bullet"/>
+      <w:lvlText w:val=""/>
+      <w:lvlJc w:val="left"/>
+      <w:pPr>
+        <w:ind w:left="6840" w:hanging="360"/>
+      </w:pPr>
+      <w:rPr>
+        <w:rFonts w:ascii="Wingdings" w:hAnsi="Wingdings" w:hint="default"/>
+      </w:rPr>
+    </w:lvl>
+  </w:abstractNum>
+  <w:abstractNum w:abstractNumId="1" w15:restartNumberingAfterBreak="0">
+    <w:nsid w:val="4A3D43B6"/>
+    <w:multiLevelType w:val="multilevel"/>
+    <w:tmpl w:val="D576908E"/>
+    <w:lvl w:ilvl="0">
+      <w:start w:val="1"/>
+      <w:numFmt w:val="bullet"/>
+      <w:lvlText w:val=""/>
+      <w:lvlJc w:val="left"/>
+      <w:pPr>
+        <w:tabs>
+          <w:tab w:val="num" w:pos="720"/>
+        </w:tabs>
+        <w:ind w:left="720" w:hanging="360"/>
+      </w:pPr>
+      <w:rPr>
+        <w:rFonts w:ascii="Symbol" w:hAnsi="Symbol" w:hint="default"/>
+        <w:sz w:val="20"/>
+      </w:rPr>
+    </w:lvl>
+    <w:lvl w:ilvl="1" w:tentative="1">
+      <w:start w:val="1"/>
+      <w:numFmt w:val="bullet"/>
+      <w:lvlText w:val=""/>
+      <w:lvlJc w:val="left"/>
+      <w:pPr>
+        <w:tabs>
+          <w:tab w:val="num" w:pos="1440"/>
+        </w:tabs>
+        <w:ind w:left="1440" w:hanging="360"/>
+      </w:pPr>
+      <w:rPr>
+        <w:rFonts w:ascii="Symbol" w:hAnsi="Symbol" w:hint="default"/>
+        <w:sz w:val="20"/>
+      </w:rPr>
+    </w:lvl>
+    <w:lvl w:ilvl="2" w:tentative="1">
+      <w:start w:val="1"/>
+      <w:numFmt w:val="bullet"/>
+      <w:lvlText w:val=""/>
+      <w:lvlJc w:val="left"/>
+      <w:pPr>
+        <w:tabs>
+          <w:tab w:val="num" w:pos="2160"/>
+        </w:tabs>
+        <w:ind w:left="2160" w:hanging="360"/>
+      </w:pPr>
+      <w:rPr>
+        <w:rFonts w:ascii="Symbol" w:hAnsi="Symbol" w:hint="default"/>
+        <w:sz w:val="20"/>
+      </w:rPr>
+    </w:lvl>
+    <w:lvl w:ilvl="3" w:tentative="1">
+      <w:start w:val="1"/>
+      <w:numFmt w:val="bullet"/>
+      <w:lvlText w:val=""/>
+      <w:lvlJc w:val="left"/>
+      <w:pPr>
+        <w:tabs>
+          <w:tab w:val="num" w:pos="2880"/>
+        </w:tabs>
+        <w:ind w:left="2880" w:hanging="360"/>
+      </w:pPr>
+      <w:rPr>
+        <w:rFonts w:ascii="Symbol" w:hAnsi="Symbol" w:hint="default"/>
+        <w:sz w:val="20"/>
+      </w:rPr>
+    </w:lvl>
+    <w:lvl w:ilvl="4" w:tentative="1">
+      <w:start w:val="1"/>
+      <w:numFmt w:val="bullet"/>
+      <w:lvlText w:val=""/>
+      <w:lvlJc w:val="left"/>
+      <w:pPr>
+        <w:tabs>
+          <w:tab w:val="num" w:pos="3600"/>
+        </w:tabs>
+        <w:ind w:left="3600" w:hanging="360"/>
+      </w:pPr>
+      <w:rPr>
+        <w:rFonts w:ascii="Symbol" w:hAnsi="Symbol" w:hint="default"/>
+        <w:sz w:val="20"/>
+      </w:rPr>
+    </w:lvl>
+    <w:lvl w:ilvl="5" w:tentative="1">
+      <w:start w:val="1"/>
+      <w:numFmt w:val="bullet"/>
+      <w:lvlText w:val=""/>
+      <w:lvlJc w:val="left"/>
+      <w:pPr>
+        <w:tabs>
+          <w:tab w:val="num" w:pos="4320"/>
+        </w:tabs>
+        <w:ind w:left="4320" w:hanging="360"/>
+      </w:pPr>
+      <w:rPr>
+        <w:rFonts w:ascii="Symbol" w:hAnsi="Symbol" w:hint="default"/>
+        <w:sz w:val="20"/>
+      </w:rPr>
+    </w:lvl>
+    <w:lvl w:ilvl="6" w:tentative="1">
+      <w:start w:val="1"/>
+      <w:numFmt w:val="bullet"/>
+      <w:lvlText w:val=""/>
+      <w:lvlJc w:val="left"/>
+      <w:pPr>
+        <w:tabs>
+          <w:tab w:val="num" w:pos="5040"/>
+        </w:tabs>
+        <w:ind w:left="5040" w:hanging="360"/>
+      </w:pPr>
+      <w:rPr>
+        <w:rFonts w:ascii="Symbol" w:hAnsi="Symbol" w:hint="default"/>
+        <w:sz w:val="20"/>
+      </w:rPr>
+    </w:lvl>
+    <w:lvl w:ilvl="7" w:tentative="1">
+      <w:start w:val="1"/>
+      <w:numFmt w:val="bullet"/>
+      <w:lvlText w:val=""/>
+      <w:lvlJc w:val="left"/>
+      <w:pPr>
+        <w:tabs>
+          <w:tab w:val="num" w:pos="5760"/>
+        </w:tabs>
+        <w:ind w:left="5760" w:hanging="360"/>
+      </w:pPr>
+      <w:rPr>
+        <w:rFonts w:ascii="Symbol" w:hAnsi="Symbol" w:hint="default"/>
+        <w:sz w:val="20"/>
+      </w:rPr>
+    </w:lvl>
+    <w:lvl w:ilvl="8" w:tentative="1">
+      <w:start w:val="1"/>
+      <w:numFmt w:val="bullet"/>
+      <w:lvlText w:val=""/>
+      <w:lvlJc w:val="left"/>
+      <w:pPr>
+        <w:tabs>
+          <w:tab w:val="num" w:pos="6480"/>
+        </w:tabs>
+        <w:ind w:left="6480" w:hanging="360"/>
+      </w:pPr>
+      <w:rPr>
+        <w:rFonts w:ascii="Symbol" w:hAnsi="Symbol" w:hint="default"/>
+        <w:sz w:val="20"/>
+      </w:rPr>
+    </w:lvl>
+  </w:abstractNum>
+  <w:abstractNum w:abstractNumId="2" w15:restartNumberingAfterBreak="0">
     <w:nsid w:val="59EB55D8"/>
     <w:multiLevelType w:val="hybridMultilevel"/>
     <w:tmpl w:val="1D42E944"/>
@@ -2865,7 +3424,7 @@
       <w:lvlJc w:val="left"/>
     </w:lvl>
   </w:abstractNum>
-  <w:abstractNum w:abstractNumId="1" w15:restartNumberingAfterBreak="0">
+  <w:abstractNum w:abstractNumId="3" w15:restartNumberingAfterBreak="0">
     <w:nsid w:val="7F4D7EC9"/>
     <w:multiLevelType w:val="hybridMultilevel"/>
     <w:tmpl w:val="7A7C8736"/>
@@ -2952,16 +3511,22 @@
     </w:lvl>
   </w:abstractNum>
   <w:num w:numId="1" w16cid:durableId="1978684448">
-    <w:abstractNumId w:val="1"/>
+    <w:abstractNumId w:val="3"/>
     <w:lvlOverride w:ilvl="0">
       <w:startOverride w:val="1"/>
     </w:lvlOverride>
   </w:num>
   <w:num w:numId="2" w16cid:durableId="1673098527">
-    <w:abstractNumId w:val="0"/>
+    <w:abstractNumId w:val="2"/>
     <w:lvlOverride w:ilvl="0">
       <w:startOverride w:val="1"/>
     </w:lvlOverride>
+  </w:num>
+  <w:num w:numId="3" w16cid:durableId="479925305">
+    <w:abstractNumId w:val="1"/>
+  </w:num>
+  <w:num w:numId="4" w16cid:durableId="1255475447">
+    <w:abstractNumId w:val="0"/>
   </w:num>
 </w:numbering>
 </file>
